--- a/notes/session-10-notes.docx
+++ b/notes/session-10-notes.docx
@@ -695,7 +695,7 @@
           <w:sz w:val="22"/>
           <w:szCs w:val="22"/>
         </w:rPr>
-        <w:t xml:space="preserve">The three tenses: has come, reigns hidden (like Aragorn among the Rangers: scruffy, unrecognized, utterly royal), will come revealed. Pageau's contribution is on the slide between the tenses: kingship is the joining of heaven and earth, and the true king is the one through whom what is above comes to rest on what is below. That is why the Bible's last picture is not our escape upward but a city coming down. Say that slowly; for many adults it quietly corrects a lifetime of assuming the goal is to leave. The wartime analogy (decisive battle won, final victory certain, real fighting between) helps adults place their suffering inside certainty rather than instead of it. Christian hope is memory pointed forward: the God who came is the God who is coming.</w:t>
+        <w:t>The three tenses: has come, reigns hidden (like Aragorn among the Rangers: scruffy, unrecognized, utterly royal), will come revealed. The slide connects those tenses to the joining of heaven and earth: kingship is the joining of heaven and earth, and the true king is the one through whom what is above comes to rest on what is below. That is why the Bible's last picture is not our escape upward but a city coming down. Say that slowly; for many adults it quietly corrects a lifetime of assuming the goal is to leave. The wartime analogy (decisive battle won, final victory certain, real fighting between) helps adults place their suffering inside certainty rather than instead of it. Christian hope is memory pointed forward: the God who came is the God who is coming.</w:t>
       </w:r>
     </w:p>
     <w:p>
@@ -1173,7 +1173,7 @@
           <w:sz w:val="22"/>
           <w:szCs w:val="22"/>
         </w:rPr>
-        <w:t xml:space="preserve">Pageau on kingship, behind slide 9: in his symbolic reading the king is the point where heaven and earth meet, the one through whom the pattern above comes to rest on the world below, which is why a bad king is a cosmic problem and not merely an administrative one. The biblical shape agrees. Eden is a meeting place, the tabernacle and the temple are built as portable meeting places, the incarnation is the meeting in a person, and Revelation 21 ends with the New Jerusalem coming down out of heaven rather than the redeemed going up. Use it to correct the widespread assumption that Christian hope is evacuation. The hope is a restored creation with the King present in it.</w:t>
+        <w:t>Behind slide 9 is the connection between kingship and the meeting of heaven and earth. The true King brings God's rule into the world; a corrupt ruler distorts the life of the whole people. Trace the biblical movement: Eden, the tabernacle, and the temple are places of God's presence with people; in the incarnation the Word dwells among us; Revelation 21 ends with the New Jerusalem coming down out of heaven. Use this to correct the assumption that Christian hope is evacuation. The hope is a restored creation with the King present in it.</w:t>
       </w:r>
     </w:p>
     <w:p>

--- a/notes/session-10-notes.docx
+++ b/notes/session-10-notes.docx
@@ -75,6 +75,16 @@
       </w:r>
     </w:p>
     <w:p>
+      <w:pPr/>
+      <w:r>
+        <w:rPr>
+          <w:rFonts w:ascii="Georgia" w:hAnsi="Georgia"/>
+          <w:sz w:val="22"/>
+        </w:rPr>
+        <w:t>Presentation controls: Use Slides to jump directly to a numbered slide, Notes to open this document, F for fullscreen, and B to blank or restore the screen. Resume teaching on the home screen returns to the last saved position in this browser. On-screen slide numbers match these notes. Keep private notes on a separate device or display.</w:t>
+      </w:r>
+    </w:p>
+    <w:p>
       <w:pPr>
         <w:pStyle w:val="Heading1"/>
         <w:spacing w:after="160" w:before="360"/>
@@ -515,6 +525,7 @@
       </w:r>
     </w:p>
     <w:p>
+      <w:bookmarkStart w:id="1002" w:name="s10_story_openings"/>
       <w:pPr>
         <w:spacing w:after="160" w:line="300"/>
       </w:pPr>
@@ -536,8 +547,10 @@
         </w:rPr>
         <w:t xml:space="preserve">The healer's hands, the kept throne, the falling empire. Note the first one especially: in Gondor's lore, the sign that the true king had returned was not conquest but healing. Hold that; Isaiah will cash it.</w:t>
       </w:r>
-    </w:p>
-    <w:p>
+      <w:bookmarkEnd w:id="1002"/>
+    </w:p>
+    <w:p>
+      <w:bookmarkStart w:id="1003" w:name="s10_is_everything_sad_going_to_come_untr"/>
       <w:pPr>
         <w:spacing w:after="160" w:line="300"/>
       </w:pPr>
@@ -559,8 +572,10 @@
         </w:rPr>
         <w:t xml:space="preserve">Set the scene: Sam wakes after the quest, thinks he is dead or dreaming, sees Gandalf alive, and asks the question through tears. 'Is everything sad going to come untrue?' Tell the room: tonight Scripture answers him directly. Introduce eucatastrophe: Tolkien's own word for the sudden joyous turn, which he called a glimpse of the gospel.</w:t>
       </w:r>
-    </w:p>
-    <w:p>
+      <w:bookmarkEnd w:id="1003"/>
+    </w:p>
+    <w:p>
+      <w:bookmarkStart w:id="1004" w:name="s10_every_true_story_ends_with_the_king_"/>
       <w:pPr>
         <w:spacing w:after="160" w:line="300"/>
       </w:pPr>
@@ -582,8 +597,10 @@
         </w:rPr>
         <w:t xml:space="preserve">Say it together. Note the claim buried in it: endings reveal what a story believed all along. A story that ends in the void believed the void; the enduring stories keep refusing to.</w:t>
       </w:r>
-    </w:p>
-    <w:p>
+      <w:bookmarkEnd w:id="1004"/>
+    </w:p>
+    <w:p>
+      <w:bookmarkStart w:id="1005" w:name="s10_the_world_is_stewarded_not_ownerless"/>
       <w:pPr>
         <w:spacing w:after="160" w:line="300"/>
       </w:pPr>
@@ -605,8 +622,10 @@
         </w:rPr>
         <w:t xml:space="preserve">Gondor's throne stood empty a thousand years while stewards kept the watch. The image teaches Romans 8 without the vocabulary: the world is not ownerless, and we are not owners. When the king returns, the sign is healing; broken things mend under the rightful hand.</w:t>
       </w:r>
-    </w:p>
-    <w:p>
+      <w:bookmarkEnd w:id="1005"/>
+    </w:p>
+    <w:p>
+      <w:bookmarkStart w:id="1006" w:name="s10_at_the_darkest_hour_help_arrives"/>
       <w:pPr>
         <w:spacing w:after="160" w:line="300"/>
       </w:pPr>
@@ -628,8 +647,10 @@
         </w:rPr>
         <w:t xml:space="preserve">The eagles, dawn on the third morning at Helm's Deep, the Emperor's fall. At the darkest hour, help that was promised arrives. We cannot stop writing this ending; hope is load-bearing in the human heart, and the heart was built that way on purpose (Ecclesiastes 3:11 again, from week 2: the course is closing its own loops).</w:t>
       </w:r>
-    </w:p>
-    <w:p>
+      <w:bookmarkEnd w:id="1006"/>
+    </w:p>
+    <w:p>
+      <w:bookmarkStart w:id="1007" w:name="s10_isaiah_9_6_7_niv"/>
       <w:pPr>
         <w:spacing w:after="160" w:line="300"/>
       </w:pPr>
@@ -651,8 +672,10 @@
         </w:rPr>
         <w:t xml:space="preserve">Read it aloud with the majesty it demands, then spring the surprise: the King arrives as a child. The coronation begins in a manger, in the least likely town, to the least likely family. Week nine was the setup; week ten is the payoff. The zeal of the LORD Almighty will accomplish this: the ending is not in doubt.</w:t>
       </w:r>
-    </w:p>
-    <w:p>
+      <w:bookmarkEnd w:id="1007"/>
+    </w:p>
+    <w:p>
+      <w:bookmarkStart w:id="1008" w:name="s10_revelation_21_4_5_niv"/>
       <w:pPr>
         <w:spacing w:after="160" w:line="300"/>
       </w:pPr>
@@ -674,8 +697,10 @@
         </w:rPr>
         <w:t xml:space="preserve">Read slowly. Every tear, no more death, everything new. Then say it plainly: this is Sam's question answered from the throne. Yes. Everything sad is going to come untrue. Give the room a moment of silence with that; some of them have buried people this year.</w:t>
       </w:r>
-    </w:p>
-    <w:p>
+      <w:bookmarkEnd w:id="1008"/>
+    </w:p>
+    <w:p>
+      <w:bookmarkStart w:id="1009" w:name="s10_living_between_the_landings"/>
       <w:pPr>
         <w:spacing w:after="160" w:line="300"/>
       </w:pPr>
@@ -697,8 +722,32 @@
         </w:rPr>
         <w:t>The three tenses: has come, reigns hidden (like Aragorn among the Rangers: scruffy, unrecognized, utterly royal), will come revealed. The slide connects those tenses to the joining of heaven and earth: kingship is the joining of heaven and earth, and the true king is the one through whom what is above comes to rest on what is below. That is why the Bible's last picture is not our escape upward but a city coming down. Say that slowly; for many adults it quietly corrects a lifetime of assuming the goal is to leave. The wartime analogy (decisive battle won, final victory certain, real fighting between) helps adults place their suffering inside certainty rather than instead of it. Christian hope is memory pointed forward: the God who came is the God who is coming.</w:t>
       </w:r>
-    </w:p>
-    <w:p>
+      <w:bookmarkEnd w:id="1009"/>
+      <w:r>
+        <w:rPr>
+          <w:rFonts w:ascii="Georgia" w:hAnsi="Georgia"/>
+          <w:b/>
+          <w:sz w:val="22"/>
+        </w:rPr>
+        <w:t xml:space="preserve"> Expanded explanation retained from the presentation: </w:t>
+      </w:r>
+      <w:r>
+        <w:rPr>
+          <w:rFonts w:ascii="Georgia" w:hAnsi="Georgia"/>
+          <w:sz w:val="22"/>
+        </w:rPr>
+        <w:t>The King has come: a manger, a cross, an empty tomb. The King reigns now, hidden the way Aragorn was hidden among the Rangers: recognized by some, unseen by most. And the King will come again, revealed. In the true King, heaven and earth meet: God's rule comes to dwell among his people. Which is why the last picture in the Bible is not our escape upward. It is a city coming down. The old analogy still serves: the decisive battle has been won, the final victory is certain, and the fighting in between is real. Christian hope is not optimism. It is memory pointed forward.</w:t>
+      </w:r>
+      <w:r>
+        <w:rPr>
+          <w:rFonts w:ascii="Georgia" w:hAnsi="Georgia"/>
+          <w:sz w:val="22"/>
+        </w:rPr>
+        <w:t xml:space="preserve"> Teaching cue: The projected slide now carries three short thoughts. Use this fuller explanation aloud within the existing time allocation.</w:t>
+      </w:r>
+    </w:p>
+    <w:p>
+      <w:bookmarkStart w:id="1010" w:name="s10_live_like_the_king_is_coming_back"/>
       <w:pPr>
         <w:spacing w:after="160" w:line="300"/>
       </w:pPr>
@@ -720,8 +769,10 @@
         </w:rPr>
         <w:t xml:space="preserve">Stewardship, concretely: keep the lights on, tend what is yours to tend, heal what you can reach, keep the throne's claim alive in a forgetful land. Teach them Maranatha (1 Corinthians 16:22): the church's oldest one-word prayer. Consider closing the hour by praying it together.</w:t>
       </w:r>
-    </w:p>
-    <w:p>
+      <w:bookmarkEnd w:id="1010"/>
+    </w:p>
+    <w:p>
+      <w:bookmarkStart w:id="1011" w:name="s10_the_ending_we_cannot_stop_writing"/>
       <w:pPr>
         <w:spacing w:after="160" w:line="300"/>
       </w:pPr>
@@ -743,8 +794,17 @@
         </w:rPr>
         <w:t xml:space="preserve">The Starters are warm and the room will enjoy them, which is exactly right for the second to last week. Protect the final Deeper, since it is the only action item the session produces. One thing to steer: this is the session most likely to slide into end-times timelines, charts, and current events. Redirect kindly and without embarrassment. The class is about the shape of the ending, that the King returns and the world is set right, not its schedule, and you can say plainly that the schedule is above our pay grade and the shape is not.</w:t>
       </w:r>
-    </w:p>
-    <w:p>
+      <w:bookmarkEnd w:id="1011"/>
+      <w:r>
+        <w:rPr>
+          <w:rFonts w:ascii="Georgia" w:hAnsi="Georgia"/>
+          <w:sz w:val="22"/>
+        </w:rPr>
+        <w:t xml:space="preserve"> Presentation cue: Questions appear one at a time on this same numbered slide. Next and Back move between questions before changing slides. Use Show all to choose from the full set, then Show one to focus the room. Keep the existing discussion time; you do not need to ask every question.</w:t>
+      </w:r>
+    </w:p>
+    <w:p>
+      <w:bookmarkStart w:id="1012" w:name="s10_everything_sad_is_going_to_come_untr"/>
       <w:pPr>
         <w:spacing w:after="160" w:line="300"/>
       </w:pPr>
@@ -766,6 +826,7 @@
         </w:rPr>
         <w:t xml:space="preserve">Everything sad is going to come untrue. Send them out with it; it is the most quotable sentence the course will give them for hospital hallways and gravesides.</w:t>
       </w:r>
+      <w:bookmarkEnd w:id="1012"/>
     </w:p>
     <w:p>
       <w:pPr>
